--- a/Modeling_Machine_Learning_Explanation/00_机器学习解释建模方法说明书.docx
+++ b/Modeling_Machine_Learning_Explanation/00_机器学习解释建模方法说明书.docx
@@ -7,7 +7,7 @@
         <w:pStyle w:val="Title"/>
       </w:pPr>
       <w:r>
-        <w:t>森林微气候缓冲能力空间差异机器学习解释建模方法说明书（博士汇报版）</w:t>
+        <w:t>森林微气候缓冲能力空间差异机器学习解释建模方法说明书</w:t>
       </w:r>
     </w:p>
     <w:p>
